--- a/document_templates/russian_library/Исковые_заявления/Семейные_споры/шаблон_Исковое_заявление_об_уменьшении_твёрдой_денежной_суммы_взыскания_алиментов.docx
+++ b/document_templates/russian_library/Исковые_заявления/Семейные_споры/шаблон_Исковое_заявление_об_уменьшении_твёрдой_денежной_суммы_взыскания_алиментов.docx
@@ -13,15 +13,14 @@
           <w:lang w:val="en-US"/>
         </w:rPr>
       </w:pPr>
-      <w:proofErr w:type="gramStart"/>
-      <w:r>
-        <w:rPr>
-          <w:rFonts w:ascii="Times New Roman" w:hAnsi="Times New Roman" w:cs="Times New Roman"/>
-          <w:sz w:val="24"/>
-          <w:szCs w:val="24"/>
-          <w:lang w:val="en-US"/>
-        </w:rPr>
-        <w:t>{{ in_w_t_w_r_w_prooferr_w_type_gramend_w_r_w_rpr_w_rfonts_w_ascii_times_new_roman_w_hansi_times_new_roman_w_cs_times_new_roman_w_sz_w_val_24_w_szcs_w_val_24_w_lang_w_val_en_us_w_rpr_w_t_xml_space_preserve_court_name }}</w:t>
+      <w:r>
+        <w:rPr>
+          <w:rFonts w:ascii="Times New Roman" w:hAnsi="Times New Roman" w:cs="Times New Roman"/>
+          <w:sz w:val="24"/>
+          <w:szCs w:val="24"/>
+          <w:lang w:val="en-US"/>
+        </w:rPr>
+        <w:t>{{ in_court_name }}</w:t>
       </w:r>
     </w:p>
     <w:p>
@@ -40,7 +39,7 @@
           <w:sz w:val="24"/>
           <w:szCs w:val="24"/>
         </w:rPr>
-        <w:t xml:space="preserve">{{ w_t_w_r_w_r_w_rpr_w_rfonts_w_ascii_times_new_roman_w_hansi_times_new_roman_w_cs_times_new_roman_w_sz_w_val_24_w_szcs_w_val_24_w_lang_w_val_en_us_w_rpr_w_t_court_w_t_w_r_w_r_w_rsidrpr_00491bf7_w_rpr_w_rfonts_w_ascii_times_new_roman_w_hansi_times_new_roman_w_cs_times_new_roman_w_sz_w_val_24_w_szcs_w_val_24_w_rpr_w_t_xml_space_preserve_w_t_w_r_w_r_w_rpr_w_rfonts_w_ascii_times_new_roman_w_hansi_times_new_roman_w_cs_times_new_roman_w_sz_w_val_24_w_szcs_w_val_24_w_lang_w_val_en_us_w_rpr_w_t_address_w_t_w_r_w_r_w_rsidrpr_00491bf7_w_rpr_w_rfonts_w_ascii_times_new_roman_w_hansi_times_new_roman_w_cs_times_new_roman_w_sz_w_val_24_w_szcs_w_val_24_w_rpr_w_t_xml_space_preserve }}</w:t>
+        <w:t xml:space="preserve">{{ court_address }}</w:t>
       </w:r>
     </w:p>
     <w:p>
@@ -75,7 +74,7 @@
           <w:sz w:val="24"/>
           <w:szCs w:val="24"/>
         </w:rPr>
-        <w:t xml:space="preserve">{{ w_t_w_r_w_r_w_rsidr_00491bf7_w_rpr_w_rfonts_w_ascii_times_new_roman_w_hansi_times_new_roman_w_cs_times_new_roman_w_sz_w_val_24_w_szcs_w_val_24_w_lang_w_val_en_us_w_rpr_w_t_plaintiff_w_t_w_r_w_r_w_rsidr_00491bf7_w_rsidrpr_00491bf7_w_rpr_w_rfonts_w_ascii_times_new_roman_w_hansi_times_new_roman_w_cs_times_new_roman_w_sz_w_val_24_w_szcs_w_val_24_w_rpr_w_t_xml_space_preserve }}</w:t>
+        <w:t xml:space="preserve">{{ plaintiff }}</w:t>
       </w:r>
     </w:p>
     <w:p>
@@ -121,7 +120,7 @@
           <w:szCs w:val="24"/>
           <w:lang w:val="en-US"/>
         </w:rPr>
-        <w:t xml:space="preserve">: {{ w_t_w_r_w_r_w_rpr_w_rfonts_w_ascii_times_new_roman_w_hansi_times_new_roman_w_cs_times_new_roman_w_sz_w_val_24_w_szcs_w_val_24_w_lang_w_val_en_us_w_rpr_w_t_plaintiff_registration_address }}</w:t>
+        <w:t xml:space="preserve">: {{ plaintiff_registration_address }}</w:t>
       </w:r>
     </w:p>
     <w:p>
@@ -148,7 +147,7 @@
           <w:sz w:val="24"/>
           <w:szCs w:val="24"/>
         </w:rPr>
-        <w:t xml:space="preserve">{{ w_t_w_r_w_r_w_rpr_w_rfonts_w_ascii_times_new_roman_w_hansi_times_new_roman_w_cs_times_new_roman_w_sz_w_val_24_w_szcs_w_val_24_w_lang_w_val_en_us_w_rpr_w_t_passport_w_t_w_r_w_r_w_rsidrpr_00491bf7_w_rpr_w_rfonts_w_ascii_times_new_roman_w_hansi_times_new_roman_w_cs_times_new_roman_w_sz_w_val_24_w_szcs_w_val_24_w_rpr_w_t_xml_space_preserve_w_t_w_r_w_r_w_rpr_w_rfonts_w_ascii_times_new_roman_w_hansi_times_new_roman_w_cs_times_new_roman_w_sz_w_val_24_w_szcs_w_val_24_w_lang_w_val_en_us_w_rpr_w_t_plaintiff_w_t_w_r_w_r_w_rsidrpr_00491bf7_w_rpr_w_rfonts_w_ascii_times_new_roman_w_hansi_times_new_roman_w_cs_times_new_roman_w_sz_w_val_24_w_szcs_w_val_24_w_rpr_w_t_xml_space_preserve }}</w:t>
+        <w:t xml:space="preserve">{{ passport_plaintiff }}</w:t>
       </w:r>
     </w:p>
     <w:p>
@@ -175,7 +174,7 @@
           <w:sz w:val="24"/>
           <w:szCs w:val="24"/>
         </w:rPr>
-        <w:t xml:space="preserve">{{ w_t_w_r_w_r_w_rsidr_00491bf7_w_rpr_w_rfonts_w_ascii_times_new_roman_w_hansi_times_new_roman_w_cs_times_new_roman_w_sz_w_val_24_w_szcs_w_val_24_w_lang_w_val_en_us_w_rpr_w_t_defendant_w_t_w_r_w_r_w_rsidr_00491bf7_w_rsidrpr_00491bf7_w_rpr_w_rfonts_w_ascii_times_new_roman_w_hansi_times_new_roman_w_cs_times_new_roman_w_sz_w_val_24_w_szcs_w_val_24_w_rpr_w_t_xml_space_preserve }}</w:t>
+        <w:t xml:space="preserve">{{ defendant }}</w:t>
       </w:r>
     </w:p>
     <w:p>
@@ -230,7 +229,7 @@
           <w:szCs w:val="24"/>
           <w:lang w:val="en-US"/>
         </w:rPr>
-        <w:t xml:space="preserve">{{ w_t_w_r_w_r_w_rsidr_00491bf7_w_rpr_w_rfonts_w_ascii_times_new_roman_w_hansi_times_new_roman_w_cs_times_new_roman_w_sz_w_val_24_w_szcs_w_val_24_w_lang_w_val_en_us_w_rpr_w_t_defendant_registration_address }}</w:t>
+        <w:t xml:space="preserve">{{ defendant_registration_address }}</w:t>
       </w:r>
     </w:p>
     <w:p>
@@ -304,7 +303,7 @@
           <w:sz w:val="24"/>
           <w:szCs w:val="24"/>
         </w:rPr>
-        <w:t>{{ w_t_w_r_w_r_w_rsidr_00491bf7_w_rpr_w_rfonts_w_ascii_times_new_roman_w_hansi_times_new_roman_w_cs_times_new_roman_w_sz_w_val_24_w_szcs_w_val_24_w_rpr_w_t_xml_space_preserve_w_t_w_r_w_r_w_rsidr_00491bf7_w_rsidrpr_00491bf7_w_rpr_w_rfonts_w_ascii_times_new_roman_w_hansi_times_new_roman_w_cs_times_new_roman_w_sz_w_val_24_w_szcs_w_val_24_w_rpr_w_t_date_of_the_court_decision_w_t_w_r_w_r_w_rsidr_00491bf7_w_rpr_w_rfonts_w_ascii_times_new_roman_w_hansi_times_new_roman_w_cs_times_new_roman_w_sz_w_val_24_w_szcs_w_val_24_w_rpr_w_t_xml_space_preserve_w_t_w_r_w_r_w_rsidr_00491bf7_w_rsidrpr_00491bf7_w_rpr_w_rfonts_w_ascii_times_new_roman_w_hansi_times_new_roman_w_cs_times_new_roman_w_sz_w_val_24_w_szcs_w_val_24_w_rpr_w_t_xml_space_preserve }} </w:t>
+        <w:t>{{ date_of_the_court_decision }} </w:t>
       </w:r>
       <w:r>
         <w:rPr>
@@ -320,7 +319,7 @@
           <w:sz w:val="24"/>
           <w:szCs w:val="24"/>
         </w:rPr>
-        <w:t xml:space="preserve">{{ w_t_w_r_w_r_w_rsidr_00491bf7_w_rpr_w_rfonts_w_ascii_times_new_roman_w_hansi_times_new_roman_w_cs_times_new_roman_w_sz_w_val_24_w_szcs_w_val_24_w_lang_w_val_en_us_w_rpr_w_t_plaintiff_w_t_w_r_w_r_w_rsidr_00491bf7_w_rsidrpr_00491bf7_w_rpr_w_rfonts_w_ascii_times_new_roman_w_hansi_times_new_roman_w_cs_times_new_roman_w_sz_w_val_24_w_szcs_w_val_24_w_rpr_w_t_xml_space_preserve }}</w:t>
+        <w:t xml:space="preserve">{{ plaintiff }}</w:t>
       </w:r>
       <w:r>
         <w:rPr>
@@ -336,7 +335,7 @@
           <w:sz w:val="24"/>
           <w:szCs w:val="24"/>
         </w:rPr>
-        <w:t xml:space="preserve">{{ w_t_w_r_w_r_w_rsidr_00491bf7_w_rsidrpr_00491bf7_w_rpr_w_rfonts_w_ascii_times_new_roman_w_hansi_times_new_roman_w_cs_times_new_roman_w_sz_w_val_24_w_szcs_w_val_24_w_rpr_w_t_amount_of_alimony_payment_w_t_w_r_w_r_w_rsidr_00491bf7_w_rsidrpr_00491bf7_w_rpr_w_rfonts_w_ascii_times_new_roman_w_hansi_times_new_roman_w_cs_times_new_roman_w_sz_w_val_24_w_szcs_w_val_24_w_rpr_w_t_xml_space_preserve }}</w:t>
+        <w:t xml:space="preserve">{{ amount_of_alimony_payment }}</w:t>
       </w:r>
       <w:r>
         <w:rPr>
@@ -352,7 +351,7 @@
           <w:sz w:val="24"/>
           <w:szCs w:val="24"/>
         </w:rPr>
-        <w:t xml:space="preserve">{{ w_t_w_r_w_r_w_rsidr_00491bf7_w_rpr_w_rfonts_w_ascii_times_new_roman_w_hansi_times_new_roman_w_cs_times_new_roman_w_sz_w_val_24_w_szcs_w_val_24_w_lang_w_val_en_us_w_rpr_w_t_children_w_t_w_r_w_r_w_rsidr_00491bf7_w_rsidrpr_00491bf7_w_rpr_w_rfonts_w_ascii_times_new_roman_w_hansi_times_new_roman_w_cs_times_new_roman_w_sz_w_val_24_w_szcs_w_val_24_w_rpr_w_t_xml_space_preserve_w_t_w_r_w_r_w_rsidr_00491bf7_w_rpr_w_rfonts_w_ascii_times_new_roman_w_hansi_times_new_roman_w_cs_times_new_roman_w_sz_w_val_24_w_szcs_w_val_24_w_lang_w_val_en_us_w_rpr_w_t_name_w_t_w_r_w_r_w_rsidr_00491bf7_w_rsidrpr_00491bf7_w_rpr_w_rfonts_w_ascii_times_new_roman_w_hansi_times_new_roman_w_cs_times_new_roman_w_sz_w_val_24_w_szcs_w_val_24_w_rpr_w_t_xml_space_preserve_w_t_w_r_w_r_w_rsidr_00491bf7_w_rpr_w_rfonts_w_ascii_times_new_roman_w_hansi_times_new_roman_w_cs_times_new_roman_w_sz_w_val_24_w_szcs_w_val_24_w_lang_w_val_en_us_w_rpr_w_t_rod_w_t_w_r_w_r_w_rsidr_00491bf7_w_rsidrpr_00491bf7_w_rpr_w_rfonts_w_ascii_times_new_roman_w_hansi_times_new_roman_w_cs_times_new_roman_w_sz_w_val_24_w_szcs_w_val_24_w_rpr_w_t_xml_space_preserve }}</w:t>
+        <w:t xml:space="preserve">{{ children_name_rod }}</w:t>
       </w:r>
       <w:r>
         <w:rPr>
@@ -368,7 +367,7 @@
           <w:sz w:val="24"/>
           <w:szCs w:val="24"/>
         </w:rPr>
-        <w:t xml:space="preserve"> {{ w_t_w_r_w_r_w_rsidr_00491bf7_w_rpr_w_rfonts_w_ascii_times_new_roman_w_hansi_times_new_roman_w_cs_times_new_roman_w_sz_w_val_24_w_szcs_w_val_24_w_lang_w_val_en_us_w_rpr_w_t_defendant_w_t_w_r_w_r_w_rsidr_00491bf7_w_rsidrpr_00491bf7_w_rpr_w_rfonts_w_ascii_times_new_roman_w_hansi_times_new_roman_w_cs_times_new_roman_w_sz_w_val_24_w_szcs_w_val_24_w_rpr_w_t_xml_space_preserve_w_t_w_r_w_prooferr_w_type_spellstart_w_r_w_rsidr_00491bf7_w_rpr_w_rfonts_w_ascii_times_new_roman_w_hansi_times_new_roman_w_cs_times_new_roman_w_sz_w_val_24_w_szcs_w_val_24_w_lang_w_val_en_us_w_rpr_w_t_tvor_w_t_w_r_w_prooferr_w_type_spellend_w_r_w_rsidr_00491bf7_w_rsidrpr_00491bf7_w_rpr_w_rfonts_w_ascii_times_new_roman_w_hansi_times_new_roman_w_cs_times_new_roman_w_sz_w_val_24_w_szcs_w_val_24_w_rpr_w_t_xml_space_preserve }}</w:t>
+        <w:t xml:space="preserve"> {{ defendant_tvor }}</w:t>
       </w:r>
       <w:r>
         <w:rPr>
@@ -499,7 +498,7 @@
           <w:szCs w:val="24"/>
           <w:lang w:val="en-US"/>
         </w:rPr>
-        <w:t xml:space="preserve">{{ w_t_w_r_w_r_w_rsidr_00491bf7_w_rsidrpr_00491bf7_w_rpr_w_rfonts_w_ascii_times_new_roman_w_hansi_times_new_roman_w_cs_times_new_roman_w_sz_w_val_24_w_szcs_w_val_24_w_lang_w_val_en_us_w_rpr_w_t_who_was_the_plaintiff_at_the_time_of_the_judgment_w_t_w_r_w_r_w_rsidr_00491bf7_w_rsidrpr_00491bf7_w_rpr_w_rfonts_w_ascii_times_new_roman_w_hansi_times_new_roman_w_cs_times_new_roman_w_sz_w_val_24_w_szcs_w_val_24_w_lang_w_val_en_us_w_rpr_w_t_xml_space_preserve_w_t_w_r_w_r_w_rsidr_00491bf7_w_rpr_w_rfonts_w_ascii_times_new_roman_w_hansi_times_new_roman_w_cs_times_new_roman_w_sz_w_val_24_w_szcs_w_val_24_w_lang_w_val_en_us_w_rpr_w_t }}.</w:t>
+        <w:t xml:space="preserve">{{ who_was_the_plaintiff_at_the_time_of_the_judgment }}.</w:t>
       </w:r>
     </w:p>
     <w:p>
@@ -549,7 +548,7 @@
           <w:sz w:val="24"/>
           <w:szCs w:val="24"/>
         </w:rPr>
-        <w:t xml:space="preserve">{{ w_t_w_r_w_r_w_rsidr_00491bf7_w_rpr_w_rfonts_w_ascii_times_new_roman_w_hansi_times_new_roman_w_cs_times_new_roman_w_sz_w_val_24_w_szcs_w_val_24_w_lang_w_val_en_us_w_rpr_w_t_amount_w_t_w_r_w_r_w_rsidr_00491bf7_w_rsidrpr_00491bf7_w_rpr_w_rfonts_w_ascii_times_new_roman_w_hansi_times_new_roman_w_cs_times_new_roman_w_sz_w_val_24_w_szcs_w_val_24_w_rpr_w_t_xml_space_preserve_w_t_w_r_w_r_w_rsidr_00491bf7_w_rpr_w_rfonts_w_ascii_times_new_roman_w_hansi_times_new_roman_w_cs_times_new_roman_w_sz_w_val_24_w_szcs_w_val_24_w_lang_w_val_en_us_w_rpr_w_t_of_w_t_w_r_w_r_w_rsidr_00491bf7_w_rsidrpr_00491bf7_w_rpr_w_rfonts_w_ascii_times_new_roman_w_hansi_times_new_roman_w_cs_times_new_roman_w_sz_w_val_24_w_szcs_w_val_24_w_rpr_w_t_xml_space_preserve_w_t_w_r_w_r_w_rsidr_00491bf7_w_rpr_w_rfonts_w_ascii_times_new_roman_w_hansi_times_new_roman_w_cs_times_new_roman_w_sz_w_val_24_w_szcs_w_val_24_w_lang_w_val_en_us_w_rpr_w_t_alimony_w_t_w_r_w_r_w_rsidr_00491bf7_w_rsidrpr_00491bf7_w_rpr_w_rfonts_w_ascii_times_new_roman_w_hansi_times_new_roman_w_cs_times_new_roman_w_sz_w_val_24_w_szcs_w_val_24_w_rpr_w_t_xml_space_preserve_w_t_w_r_w_r_w_rsidr_00491bf7_w_rpr_w_rfonts_w_ascii_times_new_roman_w_hansi_times_new_roman_w_cs_times_new_roman_w_sz_w_val_24_w_szcs_w_val_24_w_lang_w_val_en_us_w_rpr_w_t_payment_w_t_w_r_w_r_w_rsidr_00491bf7_w_rsidrpr_00491bf7_w_rpr_w_rfonts_w_ascii_times_new_roman_w_hansi_times_new_roman_w_cs_times_new_roman_w_sz_w_val_24_w_szcs_w_val_24_w_rpr_w_t_xml_space_preserve }}</w:t>
+        <w:t xml:space="preserve">{{ amount_of_alimony_payment }}</w:t>
       </w:r>
       <w:r>
         <w:rPr>
@@ -565,7 +564,7 @@
           <w:sz w:val="24"/>
           <w:szCs w:val="24"/>
         </w:rPr>
-        <w:t xml:space="preserve">{{ w_t_w_r_w_r_w_rsidr_00491bf7_w_rpr_w_rfonts_w_ascii_times_new_roman_w_hansi_times_new_roman_w_cs_times_new_roman_w_sz_w_val_24_w_szcs_w_val_24_w_lang_w_val_en_us_w_rpr_w_t_new_w_t_w_r_w_r_w_rsidr_00491bf7_w_rsidrpr_00491bf7_w_rpr_w_rfonts_w_ascii_times_new_roman_w_hansi_times_new_roman_w_cs_times_new_roman_w_sz_w_val_24_w_szcs_w_val_24_w_rpr_w_t_xml_space_preserve_w_t_w_r_w_r_w_rsidr_00491bf7_w_rpr_w_rfonts_w_ascii_times_new_roman_w_hansi_times_new_roman_w_cs_times_new_roman_w_sz_w_val_24_w_szcs_w_val_24_w_lang_w_val_en_us_w_rpr_w_t_amount_w_t_w_r_w_r_w_rsidr_00491bf7_w_rsidrpr_00491bf7_w_rpr_w_rfonts_w_ascii_times_new_roman_w_hansi_times_new_roman_w_cs_times_new_roman_w_sz_w_val_24_w_szcs_w_val_24_w_rpr_w_t_xml_space_preserve_w_t_w_r_w_r_w_rsidr_00491bf7_w_rpr_w_rfonts_w_ascii_times_new_roman_w_hansi_times_new_roman_w_cs_times_new_roman_w_sz_w_val_24_w_szcs_w_val_24_w_lang_w_val_en_us_w_rpr_w_t_of_w_t_w_r_w_r_w_rsidr_00491bf7_w_rsidrpr_00491bf7_w_rpr_w_rfonts_w_ascii_times_new_roman_w_hansi_times_new_roman_w_cs_times_new_roman_w_sz_w_val_24_w_szcs_w_val_24_w_rpr_w_t_xml_space_preserve_w_t_w_r_w_r_w_rsidr_00491bf7_w_rpr_w_rfonts_w_ascii_times_new_roman_w_hansi_times_new_roman_w_cs_times_new_roman_w_sz_w_val_24_w_szcs_w_val_24_w_lang_w_val_en_us_w_rpr_w_t_alimony_w_t_w_r_w_r_w_rsidr_00491bf7_w_rsidrpr_00491bf7_w_rpr_w_rfonts_w_ascii_times_new_roman_w_hansi_times_new_roman_w_cs_times_new_roman_w_sz_w_val_24_w_szcs_w_val_24_w_rpr_w_t_xml_space_preserve_w_t_w_r_w_r_w_rsidr_00491bf7_w_rpr_w_rfonts_w_ascii_times_new_roman_w_hansi_times_new_roman_w_cs_times_new_roman_w_sz_w_val_24_w_szcs_w_val_24_w_lang_w_val_en_us_w_rpr_w_t_payment_w_t_w_r_w_r_w_rsidr_00491bf7_w_rsidrpr_00491bf7_w_rpr_w_rfonts_w_ascii_times_new_roman_w_hansi_times_new_roman_w_cs_times_new_roman_w_sz_w_val_24_w_szcs_w_val_24_w_rpr_w_t_xml_space_preserve }}</w:t>
+        <w:t xml:space="preserve">{{ new_amount_of_alimony_payment }}</w:t>
       </w:r>
       <w:r>
         <w:rPr>
@@ -586,15 +585,14 @@
           <w:lang w:val="en-US"/>
         </w:rPr>
       </w:pPr>
-      <w:proofErr w:type="gramStart"/>
-      <w:r>
-        <w:rPr>
-          <w:rFonts w:ascii="Times New Roman" w:hAnsi="Times New Roman" w:cs="Times New Roman"/>
-          <w:sz w:val="24"/>
-          <w:szCs w:val="24"/>
-          <w:lang w:val="en-US"/>
-        </w:rPr>
-        <w:t>{{ plaintiff_w_t_w_r_w_prooferr_w_type_gramend_w_r_w_rpr_w_rfonts_w_ascii_times_new_roman_w_hansi_times_new_roman_w_cs_times_new_roman_w_sz_w_val_24_w_szcs_w_val_24_w_lang_w_val_en_us_w_rpr_w_t_xml_space_preserve }}</w:t>
+      <w:r>
+        <w:rPr>
+          <w:rFonts w:ascii="Times New Roman" w:hAnsi="Times New Roman" w:cs="Times New Roman"/>
+          <w:sz w:val="24"/>
+          <w:szCs w:val="24"/>
+          <w:lang w:val="en-US"/>
+        </w:rPr>
+        <w:t>{{ plaintiff }}</w:t>
       </w:r>
       <w:r>
         <w:rPr>
